--- a/zht/docx/051.content.docx
+++ b/zht/docx/051.content.docx
@@ -150,26 +150,6 @@
           <w:lang w:val="zh_TW" w:bidi="zh_TW"/>
         </w:rPr>
         <w:t>lian</w:t>
-      </w:r>
-      <w:r>
-        <w:rPr>
-          <w:lang w:val="zh_TW" w:bidi="zh_TW"/>
-        </w:rPr>
-      </w:r>
-    </w:p>
-    <w:p>
-      <w:pPr/>
-      <w:r>
-        <w:rPr>
-          <w:lang w:val="zh_TW" w:bidi="zh_TW"/>
-        </w:rPr>
-      </w:r>
-      <w:r>
-        <w:rPr>
-          <w:i/>
-          <w:lang w:val="zh_TW" w:bidi="zh_TW"/>
-        </w:rPr>
-        <w:t>憐憫的醫治者</w:t>
       </w:r>
       <w:r>
         <w:rPr>

--- a/zht/docx/051.content.docx
+++ b/zht/docx/051.content.docx
@@ -19,7 +19,7 @@
         <w:rPr>
           <w:lang w:val="zh_TW" w:bidi="zh_TW"/>
         </w:rPr>
-        <w:t>Resource: Study Notes - Themes (Tyndale)</w:t>
+        <w:t>Resource: Tyndale Open Study Notes</w:t>
       </w:r>
       <w:r>
         <w:rPr>
@@ -112,7 +112,7 @@
         <w:rPr>
           <w:lang w:val="zh_TW" w:bidi="zh_TW"/>
         </w:rPr>
-        <w:t>Study Notes - Themes (Tyndale)</w:t>
+        <w:t>Tyndale Open Study Notes</w:t>
       </w:r>
     </w:p>
     <w:p>

--- a/zht/docx/051.content.docx
+++ b/zht/docx/051.content.docx
@@ -149,7 +149,7 @@
         <w:rPr>
           <w:lang w:val="zh_TW" w:bidi="zh_TW"/>
         </w:rPr>
-        <w:t>lian</w:t>
+        <w:t>lie</w:t>
       </w:r>
       <w:r>
         <w:rPr>
@@ -212,7 +212,7 @@
         <w:rPr>
           <w:lang w:val="zh_TW" w:bidi="zh_TW"/>
         </w:rPr>
-        <w:t>憐憫的醫治者</w:t>
+        <w:t>列王紀上的先知</w:t>
       </w:r>
       <w:r>
         <w:rPr>
@@ -231,7 +231,115 @@
         <w:rPr>
           <w:lang w:val="zh_TW" w:bidi="zh_TW"/>
         </w:rPr>
-        <w:t>新約經常形容耶穌是「有憐憫」的人。這個詞語有時也被譯作「感到難過」或「動了慈心」。</w:t>
+        <w:t>先知是蒙神揀選、代表祂向人說話的人。他們直接從神領受特別的信息，並將這些信息傳給眾人。在舊約以色列國與猶大國時期，神的先知扮演極其重要的角色。他們不僅關心百姓的日常需要，也責備君王與祭司不忠心，並施行許多神蹟。他們宣告神的未來計畫，特別是審判的信息（</w:t>
+      </w:r>
+      <w:hyperlink r:id="rId13">
+        <w:r>
+          <w:rPr>
+            <w:lang w:val="zh_TW" w:bidi="zh_TW"/>
+          </w:rPr>
+          <w:rPr>
+            <w:color w:val="0000EE"/>
+            <w:u w:val="single"/>
+          </w:rPr>
+          <w:t>王上11:29–32</w:t>
+        </w:r>
+      </w:hyperlink>
+      <w:r>
+        <w:rPr>
+          <w:lang w:val="zh_TW" w:bidi="zh_TW"/>
+        </w:rPr>
+        <w:t>，</w:t>
+      </w:r>
+      <w:hyperlink r:id="rId14">
+        <w:r>
+          <w:rPr>
+            <w:lang w:val="zh_TW" w:bidi="zh_TW"/>
+          </w:rPr>
+          <w:rPr>
+            <w:color w:val="0000EE"/>
+            <w:u w:val="single"/>
+          </w:rPr>
+          <w:t>17:1</w:t>
+        </w:r>
+      </w:hyperlink>
+      <w:r>
+        <w:rPr>
+          <w:lang w:val="zh_TW" w:bidi="zh_TW"/>
+        </w:rPr>
+        <w:t>，</w:t>
+      </w:r>
+      <w:hyperlink r:id="rId15">
+        <w:r>
+          <w:rPr>
+            <w:lang w:val="zh_TW" w:bidi="zh_TW"/>
+          </w:rPr>
+          <w:rPr>
+            <w:color w:val="0000EE"/>
+            <w:u w:val="single"/>
+          </w:rPr>
+          <w:t>13:1–2</w:t>
+        </w:r>
+      </w:hyperlink>
+      <w:r>
+        <w:rPr>
+          <w:lang w:val="zh_TW" w:bidi="zh_TW"/>
+        </w:rPr>
+        <w:t>，</w:t>
+      </w:r>
+      <w:hyperlink r:id="rId16">
+        <w:r>
+          <w:rPr>
+            <w:lang w:val="zh_TW" w:bidi="zh_TW"/>
+          </w:rPr>
+          <w:rPr>
+            <w:color w:val="0000EE"/>
+            <w:u w:val="single"/>
+          </w:rPr>
+          <w:t>20:42</w:t>
+        </w:r>
+      </w:hyperlink>
+      <w:r>
+        <w:rPr>
+          <w:lang w:val="zh_TW" w:bidi="zh_TW"/>
+        </w:rPr>
+        <w:t>，</w:t>
+      </w:r>
+      <w:hyperlink r:id="rId17">
+        <w:r>
+          <w:rPr>
+            <w:lang w:val="zh_TW" w:bidi="zh_TW"/>
+          </w:rPr>
+          <w:rPr>
+            <w:color w:val="0000EE"/>
+            <w:u w:val="single"/>
+          </w:rPr>
+          <w:t>21:20–23</w:t>
+        </w:r>
+      </w:hyperlink>
+      <w:r>
+        <w:rPr>
+          <w:lang w:val="zh_TW" w:bidi="zh_TW"/>
+        </w:rPr>
+        <w:t>，</w:t>
+      </w:r>
+      <w:hyperlink r:id="rId18">
+        <w:r>
+          <w:rPr>
+            <w:lang w:val="zh_TW" w:bidi="zh_TW"/>
+          </w:rPr>
+          <w:rPr>
+            <w:color w:val="0000EE"/>
+            <w:u w:val="single"/>
+          </w:rPr>
+          <w:t>22:20–22</w:t>
+        </w:r>
+      </w:hyperlink>
+      <w:r>
+        <w:rPr>
+          <w:lang w:val="zh_TW" w:bidi="zh_TW"/>
+        </w:rPr>
+        <w:t>）。</w:t>
       </w:r>
     </w:p>
     <w:p>
@@ -245,16 +353,12 @@
         <w:rPr>
           <w:lang w:val="zh_TW" w:bidi="zh_TW"/>
         </w:rPr>
-        <w:t>這個用語出現在一些複雜的情境中：</w:t>
+        <w:t>列王紀上中記載幾位先知的事蹟，顯明先知的角色：</w:t>
       </w:r>
     </w:p>
     <w:p>
       <w:pPr>
-        <w:pStyle w:val="ListNumber"/>
-        <w:numPr>
-          <w:ilvl w:val="0"/>
-          <w:numId w:val="14"/>
-        </w:numPr>
+        <w:pStyle w:val="ListBullet"/>
         <w:spacing w:line="240" w:lineRule="auto"/>
         <w:ind w:left="720"/>
       </w:pPr>
@@ -267,9 +371,9 @@
         <w:rPr>
           <w:lang w:val="zh_TW" w:bidi="zh_TW"/>
         </w:rPr>
-        <w:t>有人遭遇困苦，而耶穌解除了那困苦（</w:t>
-      </w:r>
-      <w:hyperlink r:id="rId13">
+        <w:t>忠心的先知拿單責備大衛王在拔示巴這件事上犯罪（</w:t>
+      </w:r>
+      <w:hyperlink r:id="rId19">
         <w:r>
           <w:rPr>
             <w:lang w:val="zh_TW" w:bidi="zh_TW"/>
@@ -278,16 +382,16 @@
             <w:color w:val="0000EE"/>
             <w:u w:val="single"/>
           </w:rPr>
-          <w:t>太18:23–26</w:t>
+          <w:t>撒下12:1–12</w:t>
         </w:r>
       </w:hyperlink>
       <w:r>
         <w:rPr>
           <w:lang w:val="zh_TW" w:bidi="zh_TW"/>
         </w:rPr>
-        <w:t>，</w:t>
-      </w:r>
-      <w:hyperlink r:id="rId14">
+        <w:t>）。在亞多尼雅企圖篡位時，拿單也發揮關鍵作用，阻止他奪取王位（</w:t>
+      </w:r>
+      <w:hyperlink r:id="rId20">
         <w:r>
           <w:rPr>
             <w:lang w:val="zh_TW" w:bidi="zh_TW"/>
@@ -296,16 +400,34 @@
             <w:color w:val="0000EE"/>
             <w:u w:val="single"/>
           </w:rPr>
-          <w:t>20:29–33</w:t>
+          <w:t>王上1:5–49</w:t>
         </w:r>
       </w:hyperlink>
       <w:r>
         <w:rPr>
           <w:lang w:val="zh_TW" w:bidi="zh_TW"/>
         </w:rPr>
-        <w:t>，</w:t>
-      </w:r>
-      <w:hyperlink r:id="rId15">
+        <w:t>）。</w:t>
+      </w:r>
+    </w:p>
+    <w:p>
+      <w:pPr>
+        <w:pStyle w:val="ListBullet"/>
+        <w:spacing w:line="240" w:lineRule="auto"/>
+        <w:ind w:left="720"/>
+      </w:pPr>
+      <w:r>
+        <w:rPr>
+          <w:lang w:val="zh_TW" w:bidi="zh_TW"/>
+        </w:rPr>
+      </w:r>
+      <w:r>
+        <w:rPr>
+          <w:lang w:val="zh_TW" w:bidi="zh_TW"/>
+        </w:rPr>
+        <w:t>先知亞希雅告訴耶羅波安，神計畫在所羅門死後將王國分裂（</w:t>
+      </w:r>
+      <w:hyperlink r:id="rId21">
         <w:r>
           <w:rPr>
             <w:lang w:val="zh_TW" w:bidi="zh_TW"/>
@@ -314,16 +436,16 @@
             <w:color w:val="0000EE"/>
             <w:u w:val="single"/>
           </w:rPr>
-          <w:t>太18:27</w:t>
+          <w:t>王上11:29–39</w:t>
         </w:r>
       </w:hyperlink>
       <w:r>
         <w:rPr>
           <w:lang w:val="zh_TW" w:bidi="zh_TW"/>
         </w:rPr>
-        <w:t>，</w:t>
-      </w:r>
-      <w:hyperlink r:id="rId16">
+        <w:t>）。後來，神差遣一位不具名的先知，責備耶羅波安在伯特利設立的假宗教與壇（</w:t>
+      </w:r>
+      <w:hyperlink r:id="rId22">
         <w:r>
           <w:rPr>
             <w:lang w:val="zh_TW" w:bidi="zh_TW"/>
@@ -332,19 +454,55 @@
             <w:color w:val="0000EE"/>
             <w:u w:val="single"/>
           </w:rPr>
-          <w:t>20:34</w:t>
+          <w:t>13:1–10</w:t>
         </w:r>
       </w:hyperlink>
       <w:r>
         <w:rPr>
           <w:lang w:val="zh_TW" w:bidi="zh_TW"/>
         </w:rPr>
+        <w:t>），並藉此顯明違背神命令的後果（</w:t>
+      </w:r>
+      <w:hyperlink r:id="rId23">
+        <w:r>
+          <w:rPr>
+            <w:lang w:val="zh_TW" w:bidi="zh_TW"/>
+          </w:rPr>
+          <w:rPr>
+            <w:color w:val="0000EE"/>
+            <w:u w:val="single"/>
+          </w:rPr>
+          <w:t>13:11–32</w:t>
+        </w:r>
+      </w:hyperlink>
+      <w:r>
+        <w:rPr>
+          <w:lang w:val="zh_TW" w:bidi="zh_TW"/>
+        </w:rPr>
+        <w:t>）。之後亞希雅再度出現，宣告神對耶羅波安和他後裔的審判（</w:t>
+      </w:r>
+      <w:hyperlink r:id="rId24">
+        <w:r>
+          <w:rPr>
+            <w:lang w:val="zh_TW" w:bidi="zh_TW"/>
+          </w:rPr>
+          <w:rPr>
+            <w:color w:val="0000EE"/>
+            <w:u w:val="single"/>
+          </w:rPr>
+          <w:t>14:1–16</w:t>
+        </w:r>
+      </w:hyperlink>
+      <w:r>
+        <w:rPr>
+          <w:lang w:val="zh_TW" w:bidi="zh_TW"/>
+        </w:rPr>
         <w:t>）。</w:t>
       </w:r>
     </w:p>
     <w:p>
       <w:pPr>
-        <w:pStyle w:val="ListNumber"/>
+        <w:pStyle w:val="ListBullet"/>
         <w:spacing w:line="240" w:lineRule="auto"/>
         <w:ind w:left="720"/>
       </w:pPr>
@@ -357,9 +515,9 @@
         <w:rPr>
           <w:lang w:val="zh_TW" w:bidi="zh_TW"/>
         </w:rPr>
-        <w:t>耶穌流露出強烈的情感（</w:t>
-      </w:r>
-      <w:hyperlink r:id="rId17">
+        <w:t>先知耶戶也宣告對巴沙王的審判，因他行耶羅波安的惡行，繼續犯罪（</w:t>
+      </w:r>
+      <w:hyperlink r:id="rId25">
         <w:r>
           <w:rPr>
             <w:lang w:val="zh_TW" w:bidi="zh_TW"/>
@@ -368,16 +526,34 @@
             <w:color w:val="0000EE"/>
             <w:u w:val="single"/>
           </w:rPr>
-          <w:t>太14:14</w:t>
+          <w:t>王上16:1–4</w:t>
         </w:r>
       </w:hyperlink>
       <w:r>
         <w:rPr>
           <w:lang w:val="zh_TW" w:bidi="zh_TW"/>
         </w:rPr>
-        <w:t>，</w:t>
-      </w:r>
-      <w:hyperlink r:id="rId18">
+        <w:t>）。</w:t>
+      </w:r>
+    </w:p>
+    <w:p>
+      <w:pPr>
+        <w:pStyle w:val="ListBullet"/>
+        <w:spacing w:line="240" w:lineRule="auto"/>
+        <w:ind w:left="720"/>
+      </w:pPr>
+      <w:r>
+        <w:rPr>
+          <w:lang w:val="zh_TW" w:bidi="zh_TW"/>
+        </w:rPr>
+      </w:r>
+      <w:r>
+        <w:rPr>
+          <w:lang w:val="zh_TW" w:bidi="zh_TW"/>
+        </w:rPr>
+        <w:t>列王紀上大都聚焦在先知以利亞的事工上（</w:t>
+      </w:r>
+      <w:hyperlink r:id="rId26">
         <w:r>
           <w:rPr>
             <w:lang w:val="zh_TW" w:bidi="zh_TW"/>
@@ -386,7 +562,7 @@
             <w:color w:val="0000EE"/>
             <w:u w:val="single"/>
           </w:rPr>
-          <w:t>15:32</w:t>
+          <w:t>17:1–19:21</w:t>
         </w:r>
       </w:hyperlink>
       <w:r>
@@ -395,7 +571,7 @@
         </w:rPr>
         <w:t>，</w:t>
       </w:r>
-      <w:hyperlink r:id="rId15">
+      <w:hyperlink r:id="rId27">
         <w:r>
           <w:rPr>
             <w:lang w:val="zh_TW" w:bidi="zh_TW"/>
@@ -404,16 +580,16 @@
             <w:color w:val="0000EE"/>
             <w:u w:val="single"/>
           </w:rPr>
-          <w:t>18:27</w:t>
+          <w:t>21:17–28</w:t>
         </w:r>
       </w:hyperlink>
       <w:r>
         <w:rPr>
           <w:lang w:val="zh_TW" w:bidi="zh_TW"/>
         </w:rPr>
-        <w:t>，</w:t>
-      </w:r>
-      <w:hyperlink r:id="rId16">
+        <w:t>）。在亞哈王執政時期，他是神主要的代言人（但當時也有其他先知在服事；見</w:t>
+      </w:r>
+      <w:hyperlink r:id="rId28">
         <w:r>
           <w:rPr>
             <w:lang w:val="zh_TW" w:bidi="zh_TW"/>
@@ -422,34 +598,16 @@
             <w:color w:val="0000EE"/>
             <w:u w:val="single"/>
           </w:rPr>
-          <w:t>20:34</w:t>
+          <w:t>20:38–43</w:t>
         </w:r>
       </w:hyperlink>
       <w:r>
         <w:rPr>
           <w:lang w:val="zh_TW" w:bidi="zh_TW"/>
         </w:rPr>
-        <w:t>）。</w:t>
-      </w:r>
-    </w:p>
-    <w:p>
-      <w:pPr>
-        <w:pStyle w:val="ListNumber"/>
-        <w:spacing w:line="240" w:lineRule="auto"/>
-        <w:ind w:left="720"/>
-      </w:pPr>
-      <w:r>
-        <w:rPr>
-          <w:lang w:val="zh_TW" w:bidi="zh_TW"/>
-        </w:rPr>
-      </w:r>
-      <w:r>
-        <w:rPr>
-          <w:lang w:val="zh_TW" w:bidi="zh_TW"/>
-        </w:rPr>
-        <w:t>將耶穌的憐憫與那些缺乏憐憫的人形成對比（</w:t>
-      </w:r>
-      <w:hyperlink r:id="rId19">
+        <w:t>、</w:t>
+      </w:r>
+      <w:hyperlink r:id="rId29">
         <w:r>
           <w:rPr>
             <w:lang w:val="zh_TW" w:bidi="zh_TW"/>
@@ -458,31 +616,7 @@
             <w:color w:val="0000EE"/>
             <w:u w:val="single"/>
           </w:rPr>
-          <w:t>太9:32–36，</w:t>
-        </w:r>
-      </w:hyperlink>
-      <w:hyperlink r:id="rId20">
-        <w:r>
-          <w:rPr>
-            <w:lang w:val="zh_TW" w:bidi="zh_TW"/>
-          </w:rPr>
-          <w:rPr>
-            <w:color w:val="0000EE"/>
-            <w:u w:val="single"/>
-          </w:rPr>
-          <w:t>18:27–30，</w:t>
-        </w:r>
-      </w:hyperlink>
-      <w:hyperlink r:id="rId21">
-        <w:r>
-          <w:rPr>
-            <w:lang w:val="zh_TW" w:bidi="zh_TW"/>
-          </w:rPr>
-          <w:rPr>
-            <w:color w:val="0000EE"/>
-            <w:u w:val="single"/>
-          </w:rPr>
-          <w:t>20:29–34</w:t>
+          <w:t>22:17–28</w:t>
         </w:r>
       </w:hyperlink>
       <w:r>
@@ -503,55 +637,7 @@
         <w:rPr>
           <w:lang w:val="zh_TW" w:bidi="zh_TW"/>
         </w:rPr>
-        <w:t>在福音書中，「有憐憫」通常直接用來描述耶穌，但也出現在比喻中，用來指天父或耶穌（</w:t>
-      </w:r>
-      <w:hyperlink r:id="rId15">
-        <w:r>
-          <w:rPr>
-            <w:lang w:val="zh_TW" w:bidi="zh_TW"/>
-          </w:rPr>
-          <w:rPr>
-            <w:color w:val="0000EE"/>
-            <w:u w:val="single"/>
-          </w:rPr>
-          <w:t>太18:27</w:t>
-        </w:r>
-      </w:hyperlink>
-      <w:r>
-        <w:rPr>
-          <w:lang w:val="zh_TW" w:bidi="zh_TW"/>
-        </w:rPr>
-        <w:t>；</w:t>
-      </w:r>
-      <w:hyperlink r:id="rId22">
-        <w:r>
-          <w:rPr>
-            <w:lang w:val="zh_TW" w:bidi="zh_TW"/>
-          </w:rPr>
-          <w:rPr>
-            <w:color w:val="0000EE"/>
-            <w:u w:val="single"/>
-          </w:rPr>
-          <w:t>路10:33，</w:t>
-        </w:r>
-      </w:hyperlink>
-      <w:hyperlink r:id="rId23">
-        <w:r>
-          <w:rPr>
-            <w:lang w:val="zh_TW" w:bidi="zh_TW"/>
-          </w:rPr>
-          <w:rPr>
-            <w:color w:val="0000EE"/>
-            <w:u w:val="single"/>
-          </w:rPr>
-          <w:t>15:20</w:t>
-        </w:r>
-      </w:hyperlink>
-      <w:r>
-        <w:rPr>
-          <w:lang w:val="zh_TW" w:bidi="zh_TW"/>
-        </w:rPr>
-        <w:t>）。</w:t>
+        <w:t>在列王紀上中，以色列與猶大的王對神先知的回應不盡相同。這些記載顯出聽從神話語的重要性，也提醒人忽視神的代言人，會帶來極大後果。神不斷藉著先知，試圖阻止百姓悖逆所帶來的災難。可是，許多王都不願聽從先知的話，最終招致先知所預言的毀滅。</w:t>
       </w:r>
     </w:p>
     <w:p>
@@ -563,11 +649,20 @@
       </w:r>
       <w:r>
         <w:rPr>
-          <w:lang w:val="zh_TW" w:bidi="zh_TW"/>
-        </w:rPr>
-        <w:t>在舊約聖經中，神的憐憫主要指祂溫柔的慈愛，特別常常臨到祂與其立約的子民。當以色列頑梗悖逆時，神收回憐憫來施行審判（</w:t>
-      </w:r>
-      <w:hyperlink r:id="rId24">
+          <w:u w:val="single"/>
+          <w:lang w:val="zh_TW" w:bidi="zh_TW"/>
+        </w:rPr>
+        <w:t>進深研究的經文段落</w:t>
+      </w:r>
+    </w:p>
+    <w:p>
+      <w:pPr/>
+      <w:r>
+        <w:rPr>
+          <w:lang w:val="zh_TW" w:bidi="zh_TW"/>
+        </w:rPr>
+      </w:r>
+      <w:hyperlink r:id="rId21">
         <w:r>
           <w:rPr>
             <w:lang w:val="zh_TW" w:bidi="zh_TW"/>
@@ -576,79 +671,7 @@
             <w:color w:val="0000EE"/>
             <w:u w:val="single"/>
           </w:rPr>
-          <w:t>賽27:11，</w:t>
-        </w:r>
-      </w:hyperlink>
-      <w:hyperlink r:id="rId25">
-        <w:r>
-          <w:rPr>
-            <w:lang w:val="zh_TW" w:bidi="zh_TW"/>
-          </w:rPr>
-          <w:rPr>
-            <w:color w:val="0000EE"/>
-            <w:u w:val="single"/>
-          </w:rPr>
-          <w:t>63:15</w:t>
-        </w:r>
-      </w:hyperlink>
-      <w:r>
-        <w:rPr>
-          <w:lang w:val="zh_TW" w:bidi="zh_TW"/>
-        </w:rPr>
-        <w:t>；</w:t>
-      </w:r>
-      <w:hyperlink r:id="rId26">
-        <w:r>
-          <w:rPr>
-            <w:lang w:val="zh_TW" w:bidi="zh_TW"/>
-          </w:rPr>
-          <w:rPr>
-            <w:color w:val="0000EE"/>
-            <w:u w:val="single"/>
-          </w:rPr>
-          <w:t>耶13:14</w:t>
-        </w:r>
-      </w:hyperlink>
-      <w:r>
-        <w:rPr>
-          <w:lang w:val="zh_TW" w:bidi="zh_TW"/>
-        </w:rPr>
-        <w:t>）。而當以色列悔改時，神便重新施予憐憫（</w:t>
-      </w:r>
-      <w:hyperlink r:id="rId27">
-        <w:r>
-          <w:rPr>
-            <w:lang w:val="zh_TW" w:bidi="zh_TW"/>
-          </w:rPr>
-          <w:rPr>
-            <w:color w:val="0000EE"/>
-            <w:u w:val="single"/>
-          </w:rPr>
-          <w:t>申13:18，</w:t>
-        </w:r>
-      </w:hyperlink>
-      <w:hyperlink r:id="rId28">
-        <w:r>
-          <w:rPr>
-            <w:lang w:val="zh_TW" w:bidi="zh_TW"/>
-          </w:rPr>
-          <w:rPr>
-            <w:color w:val="0000EE"/>
-            <w:u w:val="single"/>
-          </w:rPr>
-          <w:t>30:2–3；</w:t>
-        </w:r>
-      </w:hyperlink>
-      <w:hyperlink r:id="rId29">
-        <w:r>
-          <w:rPr>
-            <w:lang w:val="zh_TW" w:bidi="zh_TW"/>
-          </w:rPr>
-          <w:rPr>
-            <w:color w:val="0000EE"/>
-            <w:u w:val="single"/>
-          </w:rPr>
-          <w:t>箴28:13；</w:t>
+          <w:t>王上11:29–39，</w:t>
         </w:r>
       </w:hyperlink>
       <w:hyperlink r:id="rId30">
@@ -660,28 +683,32 @@
             <w:color w:val="0000EE"/>
             <w:u w:val="single"/>
           </w:rPr>
-          <w:t>賽55:7</w:t>
+          <w:t>13:1–32</w:t>
         </w:r>
       </w:hyperlink>
       <w:r>
         <w:rPr>
           <w:lang w:val="zh_TW" w:bidi="zh_TW"/>
         </w:rPr>
-        <w:t>）。</w:t>
-      </w:r>
-    </w:p>
-    <w:p>
-      <w:pPr/>
-      <w:r>
-        <w:rPr>
-          <w:lang w:val="zh_TW" w:bidi="zh_TW"/>
-        </w:rPr>
-      </w:r>
-      <w:r>
-        <w:rPr>
-          <w:lang w:val="zh_TW" w:bidi="zh_TW"/>
-        </w:rPr>
-        <w:t>舊約也經常將彌賽亞的時代（神所揀選的領袖要來臨的時期）描寫為神憐憫臨到的時期（</w:t>
+        <w:t>，</w:t>
+      </w:r>
+      <w:hyperlink r:id="rId24">
+        <w:r>
+          <w:rPr>
+            <w:lang w:val="zh_TW" w:bidi="zh_TW"/>
+          </w:rPr>
+          <w:rPr>
+            <w:color w:val="0000EE"/>
+            <w:u w:val="single"/>
+          </w:rPr>
+          <w:t>14:1–16</w:t>
+        </w:r>
+      </w:hyperlink>
+      <w:r>
+        <w:rPr>
+          <w:lang w:val="zh_TW" w:bidi="zh_TW"/>
+        </w:rPr>
+        <w:t>，</w:t>
       </w:r>
       <w:hyperlink r:id="rId31">
         <w:r>
@@ -692,9 +719,15 @@
             <w:color w:val="0000EE"/>
             <w:u w:val="single"/>
           </w:rPr>
-          <w:t>賽14:1，</w:t>
+          <w:t>16:2–4</w:t>
         </w:r>
       </w:hyperlink>
+      <w:r>
+        <w:rPr>
+          <w:lang w:val="zh_TW" w:bidi="zh_TW"/>
+        </w:rPr>
+        <w:t>，</w:t>
+      </w:r>
       <w:hyperlink r:id="rId32">
         <w:r>
           <w:rPr>
@@ -704,14 +737,14 @@
             <w:color w:val="0000EE"/>
             <w:u w:val="single"/>
           </w:rPr>
-          <w:t>49:10</w:t>
+          <w:t>17:1–18:46</w:t>
         </w:r>
       </w:hyperlink>
       <w:r>
         <w:rPr>
           <w:lang w:val="zh_TW" w:bidi="zh_TW"/>
         </w:rPr>
-        <w:t>、</w:t>
+        <w:t>，</w:t>
       </w:r>
       <w:hyperlink r:id="rId33">
         <w:r>
@@ -722,9 +755,15 @@
             <w:color w:val="0000EE"/>
             <w:u w:val="single"/>
           </w:rPr>
-          <w:t>13，</w:t>
+          <w:t>19:1–21</w:t>
         </w:r>
       </w:hyperlink>
+      <w:r>
+        <w:rPr>
+          <w:lang w:val="zh_TW" w:bidi="zh_TW"/>
+        </w:rPr>
+        <w:t>，</w:t>
+      </w:r>
       <w:hyperlink r:id="rId34">
         <w:r>
           <w:rPr>
@@ -734,14 +773,32 @@
             <w:color w:val="0000EE"/>
             <w:u w:val="single"/>
           </w:rPr>
-          <w:t>54:8</w:t>
+          <w:t>20:35–43</w:t>
         </w:r>
       </w:hyperlink>
       <w:r>
         <w:rPr>
           <w:lang w:val="zh_TW" w:bidi="zh_TW"/>
         </w:rPr>
-        <w:t>、</w:t>
+        <w:t>，</w:t>
+      </w:r>
+      <w:hyperlink r:id="rId27">
+        <w:r>
+          <w:rPr>
+            <w:lang w:val="zh_TW" w:bidi="zh_TW"/>
+          </w:rPr>
+          <w:rPr>
+            <w:color w:val="0000EE"/>
+            <w:u w:val="single"/>
+          </w:rPr>
+          <w:t>21:17–28</w:t>
+        </w:r>
+      </w:hyperlink>
+      <w:r>
+        <w:rPr>
+          <w:lang w:val="zh_TW" w:bidi="zh_TW"/>
+        </w:rPr>
+        <w:t>，</w:t>
       </w:r>
       <w:hyperlink r:id="rId35">
         <w:r>
@@ -752,9 +809,15 @@
             <w:color w:val="0000EE"/>
             <w:u w:val="single"/>
           </w:rPr>
-          <w:t>10，</w:t>
+          <w:t>22:10–28</w:t>
         </w:r>
       </w:hyperlink>
+      <w:r>
+        <w:rPr>
+          <w:lang w:val="zh_TW" w:bidi="zh_TW"/>
+        </w:rPr>
+        <w:t>；</w:t>
+      </w:r>
       <w:hyperlink r:id="rId36">
         <w:r>
           <w:rPr>
@@ -764,486 +827,7 @@
             <w:color w:val="0000EE"/>
             <w:u w:val="single"/>
           </w:rPr>
-          <w:t>60:10</w:t>
-        </w:r>
-      </w:hyperlink>
-      <w:r>
-        <w:rPr>
-          <w:lang w:val="zh_TW" w:bidi="zh_TW"/>
-        </w:rPr>
-        <w:t>；</w:t>
-      </w:r>
-      <w:hyperlink r:id="rId37">
-        <w:r>
-          <w:rPr>
-            <w:lang w:val="zh_TW" w:bidi="zh_TW"/>
-          </w:rPr>
-          <w:rPr>
-            <w:color w:val="0000EE"/>
-            <w:u w:val="single"/>
-          </w:rPr>
-          <w:t>耶12:15，</w:t>
-        </w:r>
-      </w:hyperlink>
-      <w:hyperlink r:id="rId38">
-        <w:r>
-          <w:rPr>
-            <w:lang w:val="zh_TW" w:bidi="zh_TW"/>
-          </w:rPr>
-          <w:rPr>
-            <w:color w:val="0000EE"/>
-            <w:u w:val="single"/>
-          </w:rPr>
-          <w:t>33:26</w:t>
-        </w:r>
-      </w:hyperlink>
-      <w:r>
-        <w:rPr>
-          <w:lang w:val="zh_TW" w:bidi="zh_TW"/>
-        </w:rPr>
-        <w:t>；</w:t>
-      </w:r>
-      <w:hyperlink r:id="rId39">
-        <w:r>
-          <w:rPr>
-            <w:lang w:val="zh_TW" w:bidi="zh_TW"/>
-          </w:rPr>
-          <w:rPr>
-            <w:color w:val="0000EE"/>
-            <w:u w:val="single"/>
-          </w:rPr>
-          <w:t>結39:25</w:t>
-        </w:r>
-      </w:hyperlink>
-      <w:r>
-        <w:rPr>
-          <w:lang w:val="zh_TW" w:bidi="zh_TW"/>
-        </w:rPr>
-        <w:t>；</w:t>
-      </w:r>
-      <w:hyperlink r:id="rId40">
-        <w:r>
-          <w:rPr>
-            <w:lang w:val="zh_TW" w:bidi="zh_TW"/>
-          </w:rPr>
-          <w:rPr>
-            <w:color w:val="0000EE"/>
-            <w:u w:val="single"/>
-          </w:rPr>
-          <w:t>彌7:19</w:t>
-        </w:r>
-      </w:hyperlink>
-      <w:r>
-        <w:rPr>
-          <w:lang w:val="zh_TW" w:bidi="zh_TW"/>
-        </w:rPr>
-        <w:t>；</w:t>
-      </w:r>
-      <w:hyperlink r:id="rId41">
-        <w:r>
-          <w:rPr>
-            <w:lang w:val="zh_TW" w:bidi="zh_TW"/>
-          </w:rPr>
-          <w:rPr>
-            <w:color w:val="0000EE"/>
-            <w:u w:val="single"/>
-          </w:rPr>
-          <w:t>哈3:2</w:t>
-        </w:r>
-      </w:hyperlink>
-      <w:r>
-        <w:rPr>
-          <w:lang w:val="zh_TW" w:bidi="zh_TW"/>
-        </w:rPr>
-        <w:t>；</w:t>
-      </w:r>
-      <w:hyperlink r:id="rId42">
-        <w:r>
-          <w:rPr>
-            <w:lang w:val="zh_TW" w:bidi="zh_TW"/>
-          </w:rPr>
-          <w:rPr>
-            <w:color w:val="0000EE"/>
-            <w:u w:val="single"/>
-          </w:rPr>
-          <w:t>亞10:6</w:t>
-        </w:r>
-      </w:hyperlink>
-      <w:r>
-        <w:rPr>
-          <w:lang w:val="zh_TW" w:bidi="zh_TW"/>
-        </w:rPr>
-        <w:t>）。而福音書再次顯明這觀念：彌賽亞的時代已經來臨，神在聖約中的慈愛如今再度向以色列彰顯。</w:t>
-      </w:r>
-    </w:p>
-    <w:p>
-      <w:pPr/>
-      <w:r>
-        <w:rPr>
-          <w:lang w:val="zh_TW" w:bidi="zh_TW"/>
-        </w:rPr>
-      </w:r>
-      <w:r>
-        <w:rPr>
-          <w:u w:val="single"/>
-          <w:lang w:val="zh_TW" w:bidi="zh_TW"/>
-        </w:rPr>
-        <w:t>進深研究的經文段落</w:t>
-      </w:r>
-    </w:p>
-    <w:p>
-      <w:pPr/>
-      <w:r>
-        <w:rPr>
-          <w:lang w:val="zh_TW" w:bidi="zh_TW"/>
-        </w:rPr>
-      </w:r>
-      <w:hyperlink r:id="rId27">
-        <w:r>
-          <w:rPr>
-            <w:lang w:val="zh_TW" w:bidi="zh_TW"/>
-          </w:rPr>
-          <w:rPr>
-            <w:color w:val="0000EE"/>
-            <w:u w:val="single"/>
-          </w:rPr>
-          <w:t>申13:18，</w:t>
-        </w:r>
-      </w:hyperlink>
-      <w:hyperlink r:id="rId43">
-        <w:r>
-          <w:rPr>
-            <w:lang w:val="zh_TW" w:bidi="zh_TW"/>
-          </w:rPr>
-          <w:rPr>
-            <w:color w:val="0000EE"/>
-            <w:u w:val="single"/>
-          </w:rPr>
-          <w:t>30:3</w:t>
-        </w:r>
-      </w:hyperlink>
-      <w:r>
-        <w:rPr>
-          <w:lang w:val="zh_TW" w:bidi="zh_TW"/>
-        </w:rPr>
-        <w:t>；</w:t>
-      </w:r>
-      <w:hyperlink r:id="rId44">
-        <w:r>
-          <w:rPr>
-            <w:lang w:val="zh_TW" w:bidi="zh_TW"/>
-          </w:rPr>
-          <w:rPr>
-            <w:color w:val="0000EE"/>
-            <w:u w:val="single"/>
-          </w:rPr>
-          <w:t>王上8:50–51</w:t>
-        </w:r>
-      </w:hyperlink>
-      <w:r>
-        <w:rPr>
-          <w:lang w:val="zh_TW" w:bidi="zh_TW"/>
-        </w:rPr>
-        <w:t>；</w:t>
-      </w:r>
-      <w:hyperlink r:id="rId29">
-        <w:r>
-          <w:rPr>
-            <w:lang w:val="zh_TW" w:bidi="zh_TW"/>
-          </w:rPr>
-          <w:rPr>
-            <w:color w:val="0000EE"/>
-            <w:u w:val="single"/>
-          </w:rPr>
-          <w:t>箴28:13</w:t>
-        </w:r>
-      </w:hyperlink>
-      <w:r>
-        <w:rPr>
-          <w:lang w:val="zh_TW" w:bidi="zh_TW"/>
-        </w:rPr>
-        <w:t>；</w:t>
-      </w:r>
-      <w:hyperlink r:id="rId31">
-        <w:r>
-          <w:rPr>
-            <w:lang w:val="zh_TW" w:bidi="zh_TW"/>
-          </w:rPr>
-          <w:rPr>
-            <w:color w:val="0000EE"/>
-            <w:u w:val="single"/>
-          </w:rPr>
-          <w:t>賽14:1，</w:t>
-        </w:r>
-      </w:hyperlink>
-      <w:hyperlink r:id="rId32">
-        <w:r>
-          <w:rPr>
-            <w:lang w:val="zh_TW" w:bidi="zh_TW"/>
-          </w:rPr>
-          <w:rPr>
-            <w:color w:val="0000EE"/>
-            <w:u w:val="single"/>
-          </w:rPr>
-          <w:t>49:10</w:t>
-        </w:r>
-      </w:hyperlink>
-      <w:r>
-        <w:rPr>
-          <w:lang w:val="zh_TW" w:bidi="zh_TW"/>
-        </w:rPr>
-        <w:t>、</w:t>
-      </w:r>
-      <w:hyperlink r:id="rId33">
-        <w:r>
-          <w:rPr>
-            <w:lang w:val="zh_TW" w:bidi="zh_TW"/>
-          </w:rPr>
-          <w:rPr>
-            <w:color w:val="0000EE"/>
-            <w:u w:val="single"/>
-          </w:rPr>
-          <w:t>13，</w:t>
-        </w:r>
-      </w:hyperlink>
-      <w:hyperlink r:id="rId45">
-        <w:r>
-          <w:rPr>
-            <w:lang w:val="zh_TW" w:bidi="zh_TW"/>
-          </w:rPr>
-          <w:rPr>
-            <w:color w:val="0000EE"/>
-            <w:u w:val="single"/>
-          </w:rPr>
-          <w:t>54:7–10，</w:t>
-        </w:r>
-      </w:hyperlink>
-      <w:hyperlink r:id="rId30">
-        <w:r>
-          <w:rPr>
-            <w:lang w:val="zh_TW" w:bidi="zh_TW"/>
-          </w:rPr>
-          <w:rPr>
-            <w:color w:val="0000EE"/>
-            <w:u w:val="single"/>
-          </w:rPr>
-          <w:t>55:7，</w:t>
-        </w:r>
-      </w:hyperlink>
-      <w:hyperlink r:id="rId36">
-        <w:r>
-          <w:rPr>
-            <w:lang w:val="zh_TW" w:bidi="zh_TW"/>
-          </w:rPr>
-          <w:rPr>
-            <w:color w:val="0000EE"/>
-            <w:u w:val="single"/>
-          </w:rPr>
-          <w:t>60:10</w:t>
-        </w:r>
-      </w:hyperlink>
-      <w:r>
-        <w:rPr>
-          <w:lang w:val="zh_TW" w:bidi="zh_TW"/>
-        </w:rPr>
-        <w:t>；</w:t>
-      </w:r>
-      <w:hyperlink r:id="rId46">
-        <w:r>
-          <w:rPr>
-            <w:lang w:val="zh_TW" w:bidi="zh_TW"/>
-          </w:rPr>
-          <w:rPr>
-            <w:color w:val="0000EE"/>
-            <w:u w:val="single"/>
-          </w:rPr>
-          <w:t>耶12:14–15，</w:t>
-        </w:r>
-      </w:hyperlink>
-      <w:hyperlink r:id="rId38">
-        <w:r>
-          <w:rPr>
-            <w:lang w:val="zh_TW" w:bidi="zh_TW"/>
-          </w:rPr>
-          <w:rPr>
-            <w:color w:val="0000EE"/>
-            <w:u w:val="single"/>
-          </w:rPr>
-          <w:t>33:26；</w:t>
-        </w:r>
-      </w:hyperlink>
-      <w:hyperlink r:id="rId39">
-        <w:r>
-          <w:rPr>
-            <w:lang w:val="zh_TW" w:bidi="zh_TW"/>
-          </w:rPr>
-          <w:rPr>
-            <w:color w:val="0000EE"/>
-            <w:u w:val="single"/>
-          </w:rPr>
-          <w:t>結39:25</w:t>
-        </w:r>
-      </w:hyperlink>
-      <w:r>
-        <w:rPr>
-          <w:lang w:val="zh_TW" w:bidi="zh_TW"/>
-        </w:rPr>
-        <w:t>；</w:t>
-      </w:r>
-      <w:hyperlink r:id="rId47">
-        <w:r>
-          <w:rPr>
-            <w:lang w:val="zh_TW" w:bidi="zh_TW"/>
-          </w:rPr>
-          <w:rPr>
-            <w:color w:val="0000EE"/>
-            <w:u w:val="single"/>
-          </w:rPr>
-          <w:t>彌7:18–20</w:t>
-        </w:r>
-      </w:hyperlink>
-      <w:r>
-        <w:rPr>
-          <w:lang w:val="zh_TW" w:bidi="zh_TW"/>
-        </w:rPr>
-        <w:t>；</w:t>
-      </w:r>
-      <w:hyperlink r:id="rId41">
-        <w:r>
-          <w:rPr>
-            <w:lang w:val="zh_TW" w:bidi="zh_TW"/>
-          </w:rPr>
-          <w:rPr>
-            <w:color w:val="0000EE"/>
-            <w:u w:val="single"/>
-          </w:rPr>
-          <w:t>哈3:2</w:t>
-        </w:r>
-      </w:hyperlink>
-      <w:r>
-        <w:rPr>
-          <w:lang w:val="zh_TW" w:bidi="zh_TW"/>
-        </w:rPr>
-        <w:t>；</w:t>
-      </w:r>
-      <w:hyperlink r:id="rId48">
-        <w:r>
-          <w:rPr>
-            <w:lang w:val="zh_TW" w:bidi="zh_TW"/>
-          </w:rPr>
-          <w:rPr>
-            <w:color w:val="0000EE"/>
-            <w:u w:val="single"/>
-          </w:rPr>
-          <w:t>亞1:16，</w:t>
-        </w:r>
-      </w:hyperlink>
-      <w:hyperlink r:id="rId42">
-        <w:r>
-          <w:rPr>
-            <w:lang w:val="zh_TW" w:bidi="zh_TW"/>
-          </w:rPr>
-          <w:rPr>
-            <w:color w:val="0000EE"/>
-            <w:u w:val="single"/>
-          </w:rPr>
-          <w:t>10:6</w:t>
-        </w:r>
-      </w:hyperlink>
-      <w:r>
-        <w:rPr>
-          <w:lang w:val="zh_TW" w:bidi="zh_TW"/>
-        </w:rPr>
-        <w:t>；</w:t>
-      </w:r>
-      <w:hyperlink r:id="rId49">
-        <w:r>
-          <w:rPr>
-            <w:lang w:val="zh_TW" w:bidi="zh_TW"/>
-          </w:rPr>
-          <w:rPr>
-            <w:color w:val="0000EE"/>
-            <w:u w:val="single"/>
-          </w:rPr>
-          <w:t>太9:35–36，</w:t>
-        </w:r>
-      </w:hyperlink>
-      <w:hyperlink r:id="rId17">
-        <w:r>
-          <w:rPr>
-            <w:lang w:val="zh_TW" w:bidi="zh_TW"/>
-          </w:rPr>
-          <w:rPr>
-            <w:color w:val="0000EE"/>
-            <w:u w:val="single"/>
-          </w:rPr>
-          <w:t>14:14，</w:t>
-        </w:r>
-      </w:hyperlink>
-      <w:hyperlink r:id="rId18">
-        <w:r>
-          <w:rPr>
-            <w:lang w:val="zh_TW" w:bidi="zh_TW"/>
-          </w:rPr>
-          <w:rPr>
-            <w:color w:val="0000EE"/>
-            <w:u w:val="single"/>
-          </w:rPr>
-          <w:t>15:32，</w:t>
-        </w:r>
-      </w:hyperlink>
-      <w:hyperlink r:id="rId50">
-        <w:r>
-          <w:rPr>
-            <w:lang w:val="zh_TW" w:bidi="zh_TW"/>
-          </w:rPr>
-          <w:rPr>
-            <w:color w:val="0000EE"/>
-            <w:u w:val="single"/>
-          </w:rPr>
-          <w:t>18:23–30，</w:t>
-        </w:r>
-      </w:hyperlink>
-      <w:hyperlink r:id="rId21">
-        <w:r>
-          <w:rPr>
-            <w:lang w:val="zh_TW" w:bidi="zh_TW"/>
-          </w:rPr>
-          <w:rPr>
-            <w:color w:val="0000EE"/>
-            <w:u w:val="single"/>
-          </w:rPr>
-          <w:t>20:29–34</w:t>
-        </w:r>
-      </w:hyperlink>
-      <w:r>
-        <w:rPr>
-          <w:lang w:val="zh_TW" w:bidi="zh_TW"/>
-        </w:rPr>
-        <w:t>；</w:t>
-      </w:r>
-      <w:hyperlink r:id="rId51">
-        <w:r>
-          <w:rPr>
-            <w:lang w:val="zh_TW" w:bidi="zh_TW"/>
-          </w:rPr>
-          <w:rPr>
-            <w:color w:val="0000EE"/>
-            <w:u w:val="single"/>
-          </w:rPr>
-          <w:t>路10:33–37，</w:t>
-        </w:r>
-      </w:hyperlink>
-      <w:hyperlink r:id="rId52">
-        <w:r>
-          <w:rPr>
-            <w:lang w:val="zh_TW" w:bidi="zh_TW"/>
-          </w:rPr>
-          <w:rPr>
-            <w:color w:val="0000EE"/>
-            <w:u w:val="single"/>
-          </w:rPr>
-          <w:t>15:20–32</w:t>
+          <w:t>王下17:13–15</w:t>
         </w:r>
       </w:hyperlink>
       <w:r>
@@ -3146,12 +2730,6 @@
   </w:num>
   <w:num w:numId="13" w16cid:durableId="592781308">
     <w:abstractNumId w:val="11"/>
-  </w:num>
-  <w:num w:numId="14">
-    <w:abstractNumId w:val="3"/>
-    <w:lvlOverride w:ilvl="0">
-      <w:startOverride w:val="1"/>
-    </w:lvlOverride>
   </w:num>
   <w:numIdMacAtCleanup w:val="10"/>
 </w:numbering>

--- a/zht/docx/051.content.docx
+++ b/zht/docx/051.content.docx
@@ -19,7 +19,7 @@
         <w:rPr>
           <w:lang w:val="zh_TW" w:bidi="zh_TW"/>
         </w:rPr>
-        <w:t>Resource: Tyndale Open Study Notes</w:t>
+        <w:t>Resource: Aquifer Open Study Notes (Themes)</w:t>
       </w:r>
       <w:r>
         <w:rPr>
@@ -112,7 +112,7 @@
         <w:rPr>
           <w:lang w:val="zh_TW" w:bidi="zh_TW"/>
         </w:rPr>
-        <w:t>Tyndale Open Study Notes</w:t>
+        <w:t>Aquifer Open Study Notes (Themes)</w:t>
       </w:r>
     </w:p>
     <w:p>

--- a/zht/docx/051.content.docx
+++ b/zht/docx/051.content.docx
@@ -233,108 +233,72 @@
         </w:rPr>
         <w:t>先知是蒙神揀選、代表祂向人說話的人。他們直接從神領受特別的信息，並將這些信息傳給眾人。在舊約以色列國與猶大國時期，神的先知扮演極其重要的角色。他們不僅關心百姓的日常需要，也責備君王與祭司不忠心，並施行許多神蹟。他們宣告神的未來計畫，特別是審判的信息（</w:t>
       </w:r>
-      <w:hyperlink r:id="rId13">
-        <w:r>
-          <w:rPr>
-            <w:lang w:val="zh_TW" w:bidi="zh_TW"/>
-          </w:rPr>
-          <w:rPr>
-            <w:color w:val="0000EE"/>
-            <w:u w:val="single"/>
-          </w:rPr>
-          <w:t>王上11:29–32</w:t>
-        </w:r>
-      </w:hyperlink>
+      <w:r>
+        <w:rPr>
+          <w:lang w:val="zh_TW" w:bidi="zh_TW"/>
+        </w:rPr>
+        <w:t>王上11:29–32</w:t>
+      </w:r>
       <w:r>
         <w:rPr>
           <w:lang w:val="zh_TW" w:bidi="zh_TW"/>
         </w:rPr>
         <w:t>，</w:t>
       </w:r>
-      <w:hyperlink r:id="rId14">
-        <w:r>
-          <w:rPr>
-            <w:lang w:val="zh_TW" w:bidi="zh_TW"/>
-          </w:rPr>
-          <w:rPr>
-            <w:color w:val="0000EE"/>
-            <w:u w:val="single"/>
-          </w:rPr>
-          <w:t>17:1</w:t>
-        </w:r>
-      </w:hyperlink>
+      <w:r>
+        <w:rPr>
+          <w:lang w:val="zh_TW" w:bidi="zh_TW"/>
+        </w:rPr>
+        <w:t>17:1</w:t>
+      </w:r>
       <w:r>
         <w:rPr>
           <w:lang w:val="zh_TW" w:bidi="zh_TW"/>
         </w:rPr>
         <w:t>，</w:t>
       </w:r>
-      <w:hyperlink r:id="rId15">
-        <w:r>
-          <w:rPr>
-            <w:lang w:val="zh_TW" w:bidi="zh_TW"/>
-          </w:rPr>
-          <w:rPr>
-            <w:color w:val="0000EE"/>
-            <w:u w:val="single"/>
-          </w:rPr>
-          <w:t>13:1–2</w:t>
-        </w:r>
-      </w:hyperlink>
+      <w:r>
+        <w:rPr>
+          <w:lang w:val="zh_TW" w:bidi="zh_TW"/>
+        </w:rPr>
+        <w:t>13:1–2</w:t>
+      </w:r>
       <w:r>
         <w:rPr>
           <w:lang w:val="zh_TW" w:bidi="zh_TW"/>
         </w:rPr>
         <w:t>，</w:t>
       </w:r>
-      <w:hyperlink r:id="rId16">
-        <w:r>
-          <w:rPr>
-            <w:lang w:val="zh_TW" w:bidi="zh_TW"/>
-          </w:rPr>
-          <w:rPr>
-            <w:color w:val="0000EE"/>
-            <w:u w:val="single"/>
-          </w:rPr>
-          <w:t>20:42</w:t>
-        </w:r>
-      </w:hyperlink>
+      <w:r>
+        <w:rPr>
+          <w:lang w:val="zh_TW" w:bidi="zh_TW"/>
+        </w:rPr>
+        <w:t>20:42</w:t>
+      </w:r>
       <w:r>
         <w:rPr>
           <w:lang w:val="zh_TW" w:bidi="zh_TW"/>
         </w:rPr>
         <w:t>，</w:t>
       </w:r>
-      <w:hyperlink r:id="rId17">
-        <w:r>
-          <w:rPr>
-            <w:lang w:val="zh_TW" w:bidi="zh_TW"/>
-          </w:rPr>
-          <w:rPr>
-            <w:color w:val="0000EE"/>
-            <w:u w:val="single"/>
-          </w:rPr>
-          <w:t>21:20–23</w:t>
-        </w:r>
-      </w:hyperlink>
+      <w:r>
+        <w:rPr>
+          <w:lang w:val="zh_TW" w:bidi="zh_TW"/>
+        </w:rPr>
+        <w:t>21:20–23</w:t>
+      </w:r>
       <w:r>
         <w:rPr>
           <w:lang w:val="zh_TW" w:bidi="zh_TW"/>
         </w:rPr>
         <w:t>，</w:t>
       </w:r>
-      <w:hyperlink r:id="rId18">
-        <w:r>
-          <w:rPr>
-            <w:lang w:val="zh_TW" w:bidi="zh_TW"/>
-          </w:rPr>
-          <w:rPr>
-            <w:color w:val="0000EE"/>
-            <w:u w:val="single"/>
-          </w:rPr>
-          <w:t>22:20–22</w:t>
-        </w:r>
-      </w:hyperlink>
+      <w:r>
+        <w:rPr>
+          <w:lang w:val="zh_TW" w:bidi="zh_TW"/>
+        </w:rPr>
+        <w:t>22:20–22</w:t>
+      </w:r>
       <w:r>
         <w:rPr>
           <w:lang w:val="zh_TW" w:bidi="zh_TW"/>
@@ -373,36 +337,24 @@
         </w:rPr>
         <w:t>忠心的先知拿單責備大衛王在拔示巴這件事上犯罪（</w:t>
       </w:r>
-      <w:hyperlink r:id="rId19">
-        <w:r>
-          <w:rPr>
-            <w:lang w:val="zh_TW" w:bidi="zh_TW"/>
-          </w:rPr>
-          <w:rPr>
-            <w:color w:val="0000EE"/>
-            <w:u w:val="single"/>
-          </w:rPr>
-          <w:t>撒下12:1–12</w:t>
-        </w:r>
-      </w:hyperlink>
+      <w:r>
+        <w:rPr>
+          <w:lang w:val="zh_TW" w:bidi="zh_TW"/>
+        </w:rPr>
+        <w:t>撒下12:1–12</w:t>
+      </w:r>
       <w:r>
         <w:rPr>
           <w:lang w:val="zh_TW" w:bidi="zh_TW"/>
         </w:rPr>
         <w:t>）。在亞多尼雅企圖篡位時，拿單也發揮關鍵作用，阻止他奪取王位（</w:t>
       </w:r>
-      <w:hyperlink r:id="rId20">
-        <w:r>
-          <w:rPr>
-            <w:lang w:val="zh_TW" w:bidi="zh_TW"/>
-          </w:rPr>
-          <w:rPr>
-            <w:color w:val="0000EE"/>
-            <w:u w:val="single"/>
-          </w:rPr>
-          <w:t>王上1:5–49</w:t>
-        </w:r>
-      </w:hyperlink>
+      <w:r>
+        <w:rPr>
+          <w:lang w:val="zh_TW" w:bidi="zh_TW"/>
+        </w:rPr>
+        <w:t>王上1:5–49</w:t>
+      </w:r>
       <w:r>
         <w:rPr>
           <w:lang w:val="zh_TW" w:bidi="zh_TW"/>
@@ -427,72 +379,48 @@
         </w:rPr>
         <w:t>先知亞希雅告訴耶羅波安，神計畫在所羅門死後將王國分裂（</w:t>
       </w:r>
-      <w:hyperlink r:id="rId21">
-        <w:r>
-          <w:rPr>
-            <w:lang w:val="zh_TW" w:bidi="zh_TW"/>
-          </w:rPr>
-          <w:rPr>
-            <w:color w:val="0000EE"/>
-            <w:u w:val="single"/>
-          </w:rPr>
-          <w:t>王上11:29–39</w:t>
-        </w:r>
-      </w:hyperlink>
+      <w:r>
+        <w:rPr>
+          <w:lang w:val="zh_TW" w:bidi="zh_TW"/>
+        </w:rPr>
+        <w:t>王上11:29–39</w:t>
+      </w:r>
       <w:r>
         <w:rPr>
           <w:lang w:val="zh_TW" w:bidi="zh_TW"/>
         </w:rPr>
         <w:t>）。後來，神差遣一位不具名的先知，責備耶羅波安在伯特利設立的假宗教與壇（</w:t>
       </w:r>
-      <w:hyperlink r:id="rId22">
-        <w:r>
-          <w:rPr>
-            <w:lang w:val="zh_TW" w:bidi="zh_TW"/>
-          </w:rPr>
-          <w:rPr>
-            <w:color w:val="0000EE"/>
-            <w:u w:val="single"/>
-          </w:rPr>
-          <w:t>13:1–10</w:t>
-        </w:r>
-      </w:hyperlink>
+      <w:r>
+        <w:rPr>
+          <w:lang w:val="zh_TW" w:bidi="zh_TW"/>
+        </w:rPr>
+        <w:t>13:1–10</w:t>
+      </w:r>
       <w:r>
         <w:rPr>
           <w:lang w:val="zh_TW" w:bidi="zh_TW"/>
         </w:rPr>
         <w:t>），並藉此顯明違背神命令的後果（</w:t>
       </w:r>
-      <w:hyperlink r:id="rId23">
-        <w:r>
-          <w:rPr>
-            <w:lang w:val="zh_TW" w:bidi="zh_TW"/>
-          </w:rPr>
-          <w:rPr>
-            <w:color w:val="0000EE"/>
-            <w:u w:val="single"/>
-          </w:rPr>
-          <w:t>13:11–32</w:t>
-        </w:r>
-      </w:hyperlink>
+      <w:r>
+        <w:rPr>
+          <w:lang w:val="zh_TW" w:bidi="zh_TW"/>
+        </w:rPr>
+        <w:t>13:11–32</w:t>
+      </w:r>
       <w:r>
         <w:rPr>
           <w:lang w:val="zh_TW" w:bidi="zh_TW"/>
         </w:rPr>
         <w:t>）。之後亞希雅再度出現，宣告神對耶羅波安和他後裔的審判（</w:t>
       </w:r>
-      <w:hyperlink r:id="rId24">
-        <w:r>
-          <w:rPr>
-            <w:lang w:val="zh_TW" w:bidi="zh_TW"/>
-          </w:rPr>
-          <w:rPr>
-            <w:color w:val="0000EE"/>
-            <w:u w:val="single"/>
-          </w:rPr>
-          <w:t>14:1–16</w:t>
-        </w:r>
-      </w:hyperlink>
+      <w:r>
+        <w:rPr>
+          <w:lang w:val="zh_TW" w:bidi="zh_TW"/>
+        </w:rPr>
+        <w:t>14:1–16</w:t>
+      </w:r>
       <w:r>
         <w:rPr>
           <w:lang w:val="zh_TW" w:bidi="zh_TW"/>
@@ -517,18 +445,12 @@
         </w:rPr>
         <w:t>先知耶戶也宣告對巴沙王的審判，因他行耶羅波安的惡行，繼續犯罪（</w:t>
       </w:r>
-      <w:hyperlink r:id="rId25">
-        <w:r>
-          <w:rPr>
-            <w:lang w:val="zh_TW" w:bidi="zh_TW"/>
-          </w:rPr>
-          <w:rPr>
-            <w:color w:val="0000EE"/>
-            <w:u w:val="single"/>
-          </w:rPr>
-          <w:t>王上16:1–4</w:t>
-        </w:r>
-      </w:hyperlink>
+      <w:r>
+        <w:rPr>
+          <w:lang w:val="zh_TW" w:bidi="zh_TW"/>
+        </w:rPr>
+        <w:t>王上16:1–4</w:t>
+      </w:r>
       <w:r>
         <w:rPr>
           <w:lang w:val="zh_TW" w:bidi="zh_TW"/>
@@ -553,72 +475,48 @@
         </w:rPr>
         <w:t>列王紀上大都聚焦在先知以利亞的事工上（</w:t>
       </w:r>
-      <w:hyperlink r:id="rId26">
-        <w:r>
-          <w:rPr>
-            <w:lang w:val="zh_TW" w:bidi="zh_TW"/>
-          </w:rPr>
-          <w:rPr>
-            <w:color w:val="0000EE"/>
-            <w:u w:val="single"/>
-          </w:rPr>
-          <w:t>17:1–19:21</w:t>
-        </w:r>
-      </w:hyperlink>
+      <w:r>
+        <w:rPr>
+          <w:lang w:val="zh_TW" w:bidi="zh_TW"/>
+        </w:rPr>
+        <w:t>17:1–19:21</w:t>
+      </w:r>
       <w:r>
         <w:rPr>
           <w:lang w:val="zh_TW" w:bidi="zh_TW"/>
         </w:rPr>
         <w:t>，</w:t>
       </w:r>
-      <w:hyperlink r:id="rId27">
-        <w:r>
-          <w:rPr>
-            <w:lang w:val="zh_TW" w:bidi="zh_TW"/>
-          </w:rPr>
-          <w:rPr>
-            <w:color w:val="0000EE"/>
-            <w:u w:val="single"/>
-          </w:rPr>
-          <w:t>21:17–28</w:t>
-        </w:r>
-      </w:hyperlink>
+      <w:r>
+        <w:rPr>
+          <w:lang w:val="zh_TW" w:bidi="zh_TW"/>
+        </w:rPr>
+        <w:t>21:17–28</w:t>
+      </w:r>
       <w:r>
         <w:rPr>
           <w:lang w:val="zh_TW" w:bidi="zh_TW"/>
         </w:rPr>
         <w:t>）。在亞哈王執政時期，他是神主要的代言人（但當時也有其他先知在服事；見</w:t>
       </w:r>
-      <w:hyperlink r:id="rId28">
-        <w:r>
-          <w:rPr>
-            <w:lang w:val="zh_TW" w:bidi="zh_TW"/>
-          </w:rPr>
-          <w:rPr>
-            <w:color w:val="0000EE"/>
-            <w:u w:val="single"/>
-          </w:rPr>
-          <w:t>20:38–43</w:t>
-        </w:r>
-      </w:hyperlink>
+      <w:r>
+        <w:rPr>
+          <w:lang w:val="zh_TW" w:bidi="zh_TW"/>
+        </w:rPr>
+        <w:t>20:38–43</w:t>
+      </w:r>
       <w:r>
         <w:rPr>
           <w:lang w:val="zh_TW" w:bidi="zh_TW"/>
         </w:rPr>
         <w:t>、</w:t>
       </w:r>
-      <w:hyperlink r:id="rId29">
-        <w:r>
-          <w:rPr>
-            <w:lang w:val="zh_TW" w:bidi="zh_TW"/>
-          </w:rPr>
-          <w:rPr>
-            <w:color w:val="0000EE"/>
-            <w:u w:val="single"/>
-          </w:rPr>
-          <w:t>22:17–28</w:t>
-        </w:r>
-      </w:hyperlink>
+      <w:r>
+        <w:rPr>
+          <w:lang w:val="zh_TW" w:bidi="zh_TW"/>
+        </w:rPr>
+        <w:t>22:17–28</w:t>
+      </w:r>
       <w:r>
         <w:rPr>
           <w:lang w:val="zh_TW" w:bidi="zh_TW"/>
@@ -662,174 +560,114 @@
           <w:lang w:val="zh_TW" w:bidi="zh_TW"/>
         </w:rPr>
       </w:r>
-      <w:hyperlink r:id="rId21">
-        <w:r>
-          <w:rPr>
-            <w:lang w:val="zh_TW" w:bidi="zh_TW"/>
-          </w:rPr>
-          <w:rPr>
-            <w:color w:val="0000EE"/>
-            <w:u w:val="single"/>
-          </w:rPr>
-          <w:t>王上11:29–39，</w:t>
-        </w:r>
-      </w:hyperlink>
-      <w:hyperlink r:id="rId30">
-        <w:r>
-          <w:rPr>
-            <w:lang w:val="zh_TW" w:bidi="zh_TW"/>
-          </w:rPr>
-          <w:rPr>
-            <w:color w:val="0000EE"/>
-            <w:u w:val="single"/>
-          </w:rPr>
-          <w:t>13:1–32</w:t>
-        </w:r>
-      </w:hyperlink>
+      <w:r>
+        <w:rPr>
+          <w:lang w:val="zh_TW" w:bidi="zh_TW"/>
+        </w:rPr>
+        <w:t>王上11:29–39，</w:t>
+      </w:r>
+      <w:r>
+        <w:rPr>
+          <w:lang w:val="zh_TW" w:bidi="zh_TW"/>
+        </w:rPr>
+        <w:t>13:1–32</w:t>
+      </w:r>
       <w:r>
         <w:rPr>
           <w:lang w:val="zh_TW" w:bidi="zh_TW"/>
         </w:rPr>
         <w:t>，</w:t>
       </w:r>
-      <w:hyperlink r:id="rId24">
-        <w:r>
-          <w:rPr>
-            <w:lang w:val="zh_TW" w:bidi="zh_TW"/>
-          </w:rPr>
-          <w:rPr>
-            <w:color w:val="0000EE"/>
-            <w:u w:val="single"/>
-          </w:rPr>
-          <w:t>14:1–16</w:t>
-        </w:r>
-      </w:hyperlink>
+      <w:r>
+        <w:rPr>
+          <w:lang w:val="zh_TW" w:bidi="zh_TW"/>
+        </w:rPr>
+        <w:t>14:1–16</w:t>
+      </w:r>
       <w:r>
         <w:rPr>
           <w:lang w:val="zh_TW" w:bidi="zh_TW"/>
         </w:rPr>
         <w:t>，</w:t>
       </w:r>
-      <w:hyperlink r:id="rId31">
-        <w:r>
-          <w:rPr>
-            <w:lang w:val="zh_TW" w:bidi="zh_TW"/>
-          </w:rPr>
-          <w:rPr>
-            <w:color w:val="0000EE"/>
-            <w:u w:val="single"/>
-          </w:rPr>
-          <w:t>16:2–4</w:t>
-        </w:r>
-      </w:hyperlink>
+      <w:r>
+        <w:rPr>
+          <w:lang w:val="zh_TW" w:bidi="zh_TW"/>
+        </w:rPr>
+        <w:t>16:2–4</w:t>
+      </w:r>
       <w:r>
         <w:rPr>
           <w:lang w:val="zh_TW" w:bidi="zh_TW"/>
         </w:rPr>
         <w:t>，</w:t>
       </w:r>
-      <w:hyperlink r:id="rId32">
-        <w:r>
-          <w:rPr>
-            <w:lang w:val="zh_TW" w:bidi="zh_TW"/>
-          </w:rPr>
-          <w:rPr>
-            <w:color w:val="0000EE"/>
-            <w:u w:val="single"/>
-          </w:rPr>
-          <w:t>17:1–18:46</w:t>
-        </w:r>
-      </w:hyperlink>
+      <w:r>
+        <w:rPr>
+          <w:lang w:val="zh_TW" w:bidi="zh_TW"/>
+        </w:rPr>
+        <w:t>17:1–18:46</w:t>
+      </w:r>
       <w:r>
         <w:rPr>
           <w:lang w:val="zh_TW" w:bidi="zh_TW"/>
         </w:rPr>
         <w:t>，</w:t>
       </w:r>
-      <w:hyperlink r:id="rId33">
-        <w:r>
-          <w:rPr>
-            <w:lang w:val="zh_TW" w:bidi="zh_TW"/>
-          </w:rPr>
-          <w:rPr>
-            <w:color w:val="0000EE"/>
-            <w:u w:val="single"/>
-          </w:rPr>
-          <w:t>19:1–21</w:t>
-        </w:r>
-      </w:hyperlink>
+      <w:r>
+        <w:rPr>
+          <w:lang w:val="zh_TW" w:bidi="zh_TW"/>
+        </w:rPr>
+        <w:t>19:1–21</w:t>
+      </w:r>
       <w:r>
         <w:rPr>
           <w:lang w:val="zh_TW" w:bidi="zh_TW"/>
         </w:rPr>
         <w:t>，</w:t>
       </w:r>
-      <w:hyperlink r:id="rId34">
-        <w:r>
-          <w:rPr>
-            <w:lang w:val="zh_TW" w:bidi="zh_TW"/>
-          </w:rPr>
-          <w:rPr>
-            <w:color w:val="0000EE"/>
-            <w:u w:val="single"/>
-          </w:rPr>
-          <w:t>20:35–43</w:t>
-        </w:r>
-      </w:hyperlink>
+      <w:r>
+        <w:rPr>
+          <w:lang w:val="zh_TW" w:bidi="zh_TW"/>
+        </w:rPr>
+        <w:t>20:35–43</w:t>
+      </w:r>
       <w:r>
         <w:rPr>
           <w:lang w:val="zh_TW" w:bidi="zh_TW"/>
         </w:rPr>
         <w:t>，</w:t>
       </w:r>
-      <w:hyperlink r:id="rId27">
-        <w:r>
-          <w:rPr>
-            <w:lang w:val="zh_TW" w:bidi="zh_TW"/>
-          </w:rPr>
-          <w:rPr>
-            <w:color w:val="0000EE"/>
-            <w:u w:val="single"/>
-          </w:rPr>
-          <w:t>21:17–28</w:t>
-        </w:r>
-      </w:hyperlink>
+      <w:r>
+        <w:rPr>
+          <w:lang w:val="zh_TW" w:bidi="zh_TW"/>
+        </w:rPr>
+        <w:t>21:17–28</w:t>
+      </w:r>
       <w:r>
         <w:rPr>
           <w:lang w:val="zh_TW" w:bidi="zh_TW"/>
         </w:rPr>
         <w:t>，</w:t>
       </w:r>
-      <w:hyperlink r:id="rId35">
-        <w:r>
-          <w:rPr>
-            <w:lang w:val="zh_TW" w:bidi="zh_TW"/>
-          </w:rPr>
-          <w:rPr>
-            <w:color w:val="0000EE"/>
-            <w:u w:val="single"/>
-          </w:rPr>
-          <w:t>22:10–28</w:t>
-        </w:r>
-      </w:hyperlink>
+      <w:r>
+        <w:rPr>
+          <w:lang w:val="zh_TW" w:bidi="zh_TW"/>
+        </w:rPr>
+        <w:t>22:10–28</w:t>
+      </w:r>
       <w:r>
         <w:rPr>
           <w:lang w:val="zh_TW" w:bidi="zh_TW"/>
         </w:rPr>
         <w:t>；</w:t>
       </w:r>
-      <w:hyperlink r:id="rId36">
-        <w:r>
-          <w:rPr>
-            <w:lang w:val="zh_TW" w:bidi="zh_TW"/>
-          </w:rPr>
-          <w:rPr>
-            <w:color w:val="0000EE"/>
-            <w:u w:val="single"/>
-          </w:rPr>
-          <w:t>王下17:13–15</w:t>
-        </w:r>
-      </w:hyperlink>
+      <w:r>
+        <w:rPr>
+          <w:lang w:val="zh_TW" w:bidi="zh_TW"/>
+        </w:rPr>
+        <w:t>王下17:13–15</w:t>
+      </w:r>
       <w:r>
         <w:rPr>
           <w:lang w:val="zh_TW" w:bidi="zh_TW"/>
